--- a/klagomål/A 3916-2025 FSC-klagomål.docx
+++ b/klagomål/A 3916-2025 FSC-klagomål.docx
@@ -924,7 +924,7 @@
     <w:r>
       <w:tab/>
       <w:tab/>
-      <w:t>2026-06-18</w:t>
+      <w:t>2026-06-19</w:t>
       <w:br/>
       <w:br/>
     </w:r>

--- a/klagomål/A 3916-2025 FSC-klagomål.docx
+++ b/klagomål/A 3916-2025 FSC-klagomål.docx
@@ -924,7 +924,7 @@
     <w:r>
       <w:tab/>
       <w:tab/>
-      <w:t>2026-06-19</w:t>
+      <w:t>2026-06-20</w:t>
       <w:br/>
       <w:br/>
     </w:r>

--- a/klagomål/A 3916-2025 FSC-klagomål.docx
+++ b/klagomål/A 3916-2025 FSC-klagomål.docx
@@ -168,38 +168,7 @@
     </w:p>
     <w:p>
       <w:r>
-        <w:t>Detta dokument behandlar höga naturvärden i avverkningsanmälan A 3916-2025 i Kalmar kommun som inkom 2025-01-27 och omfattar 19,7 ha.</w:t>
-      </w:r>
-    </w:p>
-    <w:p>
-      <w:r>
-        <w:t>Nedan presenteras fynd av naturvårdsarter och fridlysta arter som gjorts i det avverkningsanmälda området, samt relevanta utdrag ur standarderna för FSC, Chain of Custody, Controlled Wood och PEFC. I BILAGA 1 finns artfakta om fridlysta arter.</w:t>
-      </w:r>
-    </w:p>
-    <w:p>
-      <w:r>
-        <w:t>Vi förväntar oss att ni återkommer med ett skriftligt svar på vårt klagomål och även beskriver vilka korrigerande åtgärder ni satt in för att rätta till identifierade brister i er efterlevnad av den svenska FSC standarden.</w:t>
-      </w:r>
-    </w:p>
-    <w:p>
-      <w:pPr>
-        <w:pStyle w:val="Heading1"/>
-      </w:pPr>
-      <w:r>
-        <w:t>Naturvårdsarter</w:t>
-      </w:r>
-    </w:p>
-    <w:p>
-      <w:r>
-        <w:t>Inom 7 meter från avverkningsanmälan har följande 4 naturvårdsarter hittats: brunlångöra (NT, §4a), nordfladdermus (NT, §4a), dvärgpipistrell (§4a) och större brunfladdermus (§4a). Av dessa är 2 rödlistade. För rödlistade arter har rödlistekategorin angivits inom parentes. För fridlysta arter anges även paragrafen i Artskyddsförordningen som arten är fridlyst enligt.</w:t>
-      </w:r>
-    </w:p>
-    <w:p>
-      <w:r>
-        <w:t>De påträffade naturvårdsarterna är ett tydligt kvitto på att det rör sig om en skog med höga naturvärden.</w:t>
-      </w:r>
-      <w:r>
-        <w:t xml:space="preserve"> I Figur 1 visas fyndplatser för naturvårdsarter i området, som finns registrerade på Artportalen.</w:t>
+        <w:t>Detta klagomål behandlar höga naturvärden i avverkningsanmälan A 3916-2025 i Kalmar kommun som inkom 2025-01-27 och omfattar 19,7 ha.</w:t>
       </w:r>
     </w:p>
     <w:p>
@@ -247,20 +216,35 @@
         <w:spacing w:after="240"/>
       </w:pPr>
       <w:r>
-        <w:t>Figur 1. Fyndplatser för naturvårdsarter inom 7 meter från avverkningsanmälan (röd linje). Markörer utan svart kant är placerade på fyndplatsen. Markörer med svart kant är placerade vid sidan av fyndplatsen och har ett svart streck som visar fyndplatsens exakta position. Kartans mittpunktskoordinat är N 6278432, E 565898 i SWEREF 99 TM.</w:t>
+        <w:t>Figur 1. Fyndplatser för naturvårdsarter inom 7 meter från avverkningsanmälan. Markörer utan svart kant är placerade på fyndplatsen. Markörer med svart kant är placerade vid sidan av fyndplatsen har ett svart streck som visar fyndplatsens exakta position. Kartans mittpunktskoordinat är N 6278432, E 565898 i SWEREF 99 TM.</w:t>
+      </w:r>
+    </w:p>
+    <w:p>
+      <w:r>
+        <w:t>Inom 7 meter från avverkningsanmälan finns fynd av 4 naturvårdsarter, varav 2 är rödlistade och 4 är fridlysta: brunlångöra (NT, §4a), nordfladdermus (NT, §4a), dvärgpipistrell (§4a) och större brunfladdermus (§4a). Se Figur 1.</w:t>
+      </w:r>
+    </w:p>
+    <w:p>
+      <w:r>
+        <w:t>Nedan presenteras relevanta utdrag ur standarderna för FSC, Chain of Custody, Controlled Wood och PEFC.</w:t>
+      </w:r>
+    </w:p>
+    <w:p>
+      <w:r>
+        <w:t>Vi förväntar oss att ni återkommer med ett skriftligt svar på vårt klagomål och även beskriver vilka korrigerande åtgärder ni satt in för att rätta till identifierade brister i er efterlevnad av den svenska FSC standarden.</w:t>
       </w:r>
     </w:p>
     <w:p>
       <w:pPr>
-        <w:pStyle w:val="Heading2"/>
+        <w:pStyle w:val="Heading1"/>
       </w:pPr>
       <w:r>
-        <w:t>Fridlysta arter</w:t>
+        <w:t>Naturvårdsarter och fridlysta arter</w:t>
       </w:r>
     </w:p>
     <w:p>
       <w:r>
-        <w:t>Följande fridlysta arter har sina livsmiljöer och växtplatser i den avverkningsanmälda skogen: brunlångöra (NT, §4a), nordfladdermus (NT, §4a), dvärgpipistrell (§4a) och större brunfladdermus (§4a).</w:t>
+        <w:t>Nedan följer beskrivningar av de naturvårdsarter och fridlysta arter som har sina livsmiljöer och växtplatser i den avverkningsanmälda skogen. Se även ytterligare artfakta i BILAGA 1. De påträffade naturvårdsarterna är ett tydligt kvitto på att det rör sig om en skog med höga naturvärden.</w:t>
       </w:r>
     </w:p>
     <w:p>
@@ -297,6 +281,17 @@
         <w:rPr>
           <w:b/>
         </w:rPr>
+        <w:t>Nordfladdermus (NT, §4a)</w:t>
+      </w:r>
+      <w:r>
+        <w:t xml:space="preserve"> omfattas av bilaga 4 EU:s art- och habitatdirektiv vilket innebär ett strikt skydd där arten och dess livsmiljöer ska bevaras. Nordfladdermus föredrar variationsrik skog med förekomst av sjöar, vattendrag och våtmarker och hittas framförallt i halvöppna miljöer som trädbärande beteshagar och i kantzoner mellan skog och odlingsmark. Den undviker stora öppna områden som stora hyggen och större sammanhängande planteringar vilket minskar längden bryn och landskapets heterogenitet och därmed födotillgången och mängden lämpliga jaktplatser. Skogsbruksåtgärder som leder till minskad förekomst av äldre, gles skog och då särskilt tillgång på hålträd och träd med löst sittande bark kan leda till brist på koloniplatser och viloplatser. Nordfladdermus har minskat med 27,5 (5–50) % under de senaste 21 åren och minskningstakten för den svenska populationen bedöms vara nära gränsvärdet för Sårbar (VU). (A2bc) (SLU Artdatabanken, 2024; Skogsstyrelsen, 2016).</w:t>
+      </w:r>
+    </w:p>
+    <w:p>
+      <w:r>
+        <w:rPr>
+          <w:b/>
+        </w:rPr>
         <w:t>Dvärgpipistrell (§4a)</w:t>
       </w:r>
       <w:r>
@@ -308,26 +303,10 @@
         <w:rPr>
           <w:b/>
         </w:rPr>
-        <w:t>Nordfladdermus (NT, §4a)</w:t>
-      </w:r>
-      <w:r>
-        <w:t xml:space="preserve"> omfattas av bilaga 4 EU:s art- och habitatdirektiv vilket innebär ett strikt skydd där arten och dess livsmiljöer ska bevaras. Nordfladdermus föredrar variationsrik skog med förekomst av sjöar, vattendrag och våtmarker och hittas framförallt i halvöppna miljöer som trädbärande beteshagar och i kantzoner mellan skog och odlingsmark. Den undviker stora öppna områden som stora hyggen och större sammanhängande planteringar vilket minskar längden bryn och landskapets heterogenitet och därmed födotillgången och mängden lämpliga jaktplatser. Skogsbruksåtgärder som leder till minskad förekomst av äldre, gles skog och då särskilt tillgång på hålträd och träd med löst sittande bark kan leda till brist på koloniplatser och viloplatser. Nordfladdermus har minskat med 27,5 (5–50) % under de senaste 21 åren och minskningstakten för den svenska populationen bedöms vara nära gränsvärdet för Sårbar (VU). (A2bc) (SLU Artdatabanken, 2024; Skogsstyrelsen, 2016).</w:t>
-      </w:r>
-    </w:p>
-    <w:p>
-      <w:r>
-        <w:rPr>
-          <w:b/>
-        </w:rPr>
         <w:t>Större brunfladdermus (§4a)</w:t>
       </w:r>
       <w:r>
         <w:t xml:space="preserve"> omfattas av bilaga 4 EU:s art- och habitatdirektiv vilket innebär ett strikt skydd där arten och dess livsmiljöer ska bevaras. Den lever huvudsakligen i större skogsområden med gamla lövträdsbestånd, där den jagar i alla typer av öppna och halvöppna miljöer, ofta över stora sjöar och vattendrag, strandängar, betes- och slåttermarker. Under året utnyttjar fladdermössen många olika miljöer och ett effektivt bevarandearbete måste därför utgå från ett landskapsekologiskt perspektiv. Den viktigaste faktorn för om fladdermössen ska kunna leva i ett område är tillgången på föda i form av nattaktiva insekter. Ett bra hemområde måste erbjuda god födotillgång under hela aktivitetsperioden. Åtgärder som bevarar och gynnar en hög insektsproduktion är därför centrala. I ett varierat landskap med hög andel äldre lövträd, småvatten, sumpskogar, öppna våtmarker, ängar och betesmarker avlöser olika insektsgrupper varandra vilket gör att det hela tiden finns tillräckligt med föda. Gamla träd med grov bark, skador, håligheter eller döda delar bör lämnas och yngre träd (efterträdare) tillåtas finnas kvar och åldras för att säkra framtida förekomst av lämpliga yngelmiljöer. Övervintringsplatser måste skyddas effektivt från störningar (SLU Artdatabanken, 2024).</w:t>
-      </w:r>
-    </w:p>
-    <w:p>
-      <w:r>
-        <w:t>I BILAGA 1 finns mer detaljerad information om ekologi samt krav på livsmiljö hos fridlysta arter.</w:t>
       </w:r>
     </w:p>
     <w:p>
@@ -688,60 +667,6 @@
         <w:pStyle w:val="Heading1"/>
       </w:pPr>
       <w:r>
-        <w:t>Dvärgpipistrell – ekologi samt krav på livsmiljön</w:t>
-      </w:r>
-    </w:p>
-    <w:p>
-      <w:r>
-        <w:t>Dvärgpipistrell (§4a) omfattas av bilaga 4 EU:s art- och habitatdirektiv vilket innebär ett strikt skydd för arten och dess livsmiljöer. Arten förekommer i alla typer av glesare skogar men föredrar framförallt lövskog. Den födosöker inne bland träden och man hittar den i trädbärande beteshagar, i kantzoner mellan skog och odlingsmark, i närheten av vatten och i bymiljöer. Den undviker stora sammanhängande öppna miljöer såsom åkrar och hyggen. Skogsbruksåtgärder som leder till minskad förekomst av äldre, gles skog och då särskilt tillgång på hålträd och träd med löst sittande bark kan leda till brist på koloniplatser och viloplatser (SLU Artdatabanken, 2024; Skogsstyrelsen, 2016).</w:t>
-      </w:r>
-    </w:p>
-    <w:p>
-      <w:r>
-        <w:t>Fladdermöss är beroende av hänsyn på landskapsnivå och det är viktigt att alla typer av vatten och våtmarker samt fuktiga skogspartier återställs och bevaras. Sväm- och sumpskog ska alltid sparas, och äldre lövmiljöer bör alltid sparas för födosök, koloniplatser och viloplatser. Utöver kantzoner mot vatten och våtmarker bör tillräckligt breda skyddszoner av uppväxt skog sparas för att skapa och bevara vindskyddade födosöksmiljöer. Genom att binda samman befintliga skogsbestånd med korridorer av uppvuxen skog skapas ett fladdermusvänligt landskap (SLU Artdatabanken, 2024; Skogsstyrelsen, 2016).</w:t>
-      </w:r>
-    </w:p>
-    <w:p>
-      <w:pPr>
-        <w:pStyle w:val="Heading2"/>
-      </w:pPr>
-      <w:r>
-        <w:t>Referenser – dvärgpipistrell</w:t>
-      </w:r>
-    </w:p>
-    <w:p>
-      <w:r>
-        <w:t xml:space="preserve">Skogsstyrelsen, 2016. </w:t>
-      </w:r>
-      <w:r>
-        <w:rPr>
-          <w:i/>
-        </w:rPr>
-        <w:t xml:space="preserve">Vägledning för hänsyn till pipistrell. </w:t>
-      </w:r>
-      <w:r>
-        <w:t>Vägledningar och kunskapsstöd artskydd - Skogsstyrelsen</w:t>
-      </w:r>
-    </w:p>
-    <w:p>
-      <w:r>
-        <w:t>SLU Artdatabanken, 2024.</w:t>
-      </w:r>
-      <w:r>
-        <w:rPr>
-          <w:i/>
-        </w:rPr>
-        <w:t xml:space="preserve">  Artfakta: dvärgpipistrell (Pipistrellus pygmaeus). </w:t>
-      </w:r>
-      <w:r>
-        <w:t>https://artfakta.se/taxa/205995</w:t>
-      </w:r>
-    </w:p>
-    <w:p>
-      <w:pPr>
-        <w:pStyle w:val="Heading1"/>
-      </w:pPr>
-      <w:r>
         <w:t>Nordfladdermus – ekologi samt krav på livsmiljön</w:t>
       </w:r>
     </w:p>
@@ -796,6 +721,60 @@
         <w:t>https://artfakta.se/taxa/205998</w:t>
       </w:r>
     </w:p>
+    <w:p>
+      <w:pPr>
+        <w:pStyle w:val="Heading1"/>
+      </w:pPr>
+      <w:r>
+        <w:t>Dvärgpipistrell – ekologi samt krav på livsmiljön</w:t>
+      </w:r>
+    </w:p>
+    <w:p>
+      <w:r>
+        <w:t>Dvärgpipistrell (§4a) omfattas av bilaga 4 EU:s art- och habitatdirektiv vilket innebär ett strikt skydd för arten och dess livsmiljöer. Arten förekommer i alla typer av glesare skogar men föredrar framförallt lövskog. Den födosöker inne bland träden och man hittar den i trädbärande beteshagar, i kantzoner mellan skog och odlingsmark, i närheten av vatten och i bymiljöer. Den undviker stora sammanhängande öppna miljöer såsom åkrar och hyggen. Skogsbruksåtgärder som leder till minskad förekomst av äldre, gles skog och då särskilt tillgång på hålträd och träd med löst sittande bark kan leda till brist på koloniplatser och viloplatser (SLU Artdatabanken, 2024; Skogsstyrelsen, 2016).</w:t>
+      </w:r>
+    </w:p>
+    <w:p>
+      <w:r>
+        <w:t>Fladdermöss är beroende av hänsyn på landskapsnivå och det är viktigt att alla typer av vatten och våtmarker samt fuktiga skogspartier återställs och bevaras. Sväm- och sumpskog ska alltid sparas, och äldre lövmiljöer bör alltid sparas för födosök, koloniplatser och viloplatser. Utöver kantzoner mot vatten och våtmarker bör tillräckligt breda skyddszoner av uppväxt skog sparas för att skapa och bevara vindskyddade födosöksmiljöer. Genom att binda samman befintliga skogsbestånd med korridorer av uppvuxen skog skapas ett fladdermusvänligt landskap (SLU Artdatabanken, 2024; Skogsstyrelsen, 2016).</w:t>
+      </w:r>
+    </w:p>
+    <w:p>
+      <w:pPr>
+        <w:pStyle w:val="Heading2"/>
+      </w:pPr>
+      <w:r>
+        <w:t>Referenser – dvärgpipistrell</w:t>
+      </w:r>
+    </w:p>
+    <w:p>
+      <w:r>
+        <w:t xml:space="preserve">Skogsstyrelsen, 2016. </w:t>
+      </w:r>
+      <w:r>
+        <w:rPr>
+          <w:i/>
+        </w:rPr>
+        <w:t xml:space="preserve">Vägledning för hänsyn till pipistrell. </w:t>
+      </w:r>
+      <w:r>
+        <w:t>Vägledningar och kunskapsstöd artskydd - Skogsstyrelsen</w:t>
+      </w:r>
+    </w:p>
+    <w:p>
+      <w:r>
+        <w:t>SLU Artdatabanken, 2024.</w:t>
+      </w:r>
+      <w:r>
+        <w:rPr>
+          <w:i/>
+        </w:rPr>
+        <w:t xml:space="preserve">  Artfakta: dvärgpipistrell (Pipistrellus pygmaeus). </w:t>
+      </w:r>
+      <w:r>
+        <w:t>https://artfakta.se/taxa/205995</w:t>
+      </w:r>
+    </w:p>
     <w:sectPr>
       <w:headerReference w:type="even" r:id="rId8"/>
       <w:headerReference w:type="default" r:id="rId9"/>
@@ -924,7 +903,7 @@
     <w:r>
       <w:tab/>
       <w:tab/>
-      <w:t>2026-06-20</w:t>
+      <w:t>2026-06-21</w:t>
       <w:br/>
       <w:br/>
     </w:r>

--- a/klagomål/A 3916-2025 FSC-klagomål.docx
+++ b/klagomål/A 3916-2025 FSC-klagomål.docx
@@ -903,7 +903,7 @@
     <w:r>
       <w:tab/>
       <w:tab/>
-      <w:t>2026-06-21</w:t>
+      <w:t>2026-06-22</w:t>
       <w:br/>
       <w:br/>
     </w:r>

--- a/klagomål/A 3916-2025 FSC-klagomål.docx
+++ b/klagomål/A 3916-2025 FSC-klagomål.docx
@@ -903,7 +903,7 @@
     <w:r>
       <w:tab/>
       <w:tab/>
-      <w:t>2026-06-22</w:t>
+      <w:t>2026-06-23</w:t>
       <w:br/>
       <w:br/>
     </w:r>

--- a/klagomål/A 3916-2025 FSC-klagomål.docx
+++ b/klagomål/A 3916-2025 FSC-klagomål.docx
@@ -903,7 +903,7 @@
     <w:r>
       <w:tab/>
       <w:tab/>
-      <w:t>2026-06-23</w:t>
+      <w:t>2026-06-24</w:t>
       <w:br/>
       <w:br/>
     </w:r>

--- a/klagomål/A 3916-2025 FSC-klagomål.docx
+++ b/klagomål/A 3916-2025 FSC-klagomål.docx
@@ -903,7 +903,7 @@
     <w:r>
       <w:tab/>
       <w:tab/>
-      <w:t>2026-06-24</w:t>
+      <w:t>2026-06-25</w:t>
       <w:br/>
       <w:br/>
     </w:r>

--- a/klagomål/A 3916-2025 FSC-klagomål.docx
+++ b/klagomål/A 3916-2025 FSC-klagomål.docx
@@ -903,7 +903,7 @@
     <w:r>
       <w:tab/>
       <w:tab/>
-      <w:t>2026-06-25</w:t>
+      <w:t>2026-06-26</w:t>
       <w:br/>
       <w:br/>
     </w:r>

--- a/klagomål/A 3916-2025 FSC-klagomål.docx
+++ b/klagomål/A 3916-2025 FSC-klagomål.docx
@@ -903,7 +903,7 @@
     <w:r>
       <w:tab/>
       <w:tab/>
-      <w:t>2026-06-26</w:t>
+      <w:t>2026-06-27</w:t>
       <w:br/>
       <w:br/>
     </w:r>

--- a/klagomål/A 3916-2025 FSC-klagomål.docx
+++ b/klagomål/A 3916-2025 FSC-klagomål.docx
@@ -903,7 +903,7 @@
     <w:r>
       <w:tab/>
       <w:tab/>
-      <w:t>2026-06-27</w:t>
+      <w:t>2026-06-28</w:t>
       <w:br/>
       <w:br/>
     </w:r>

--- a/klagomål/A 3916-2025 FSC-klagomål.docx
+++ b/klagomål/A 3916-2025 FSC-klagomål.docx
@@ -903,7 +903,7 @@
     <w:r>
       <w:tab/>
       <w:tab/>
-      <w:t>2026-06-28</w:t>
+      <w:t>2026-06-29</w:t>
       <w:br/>
       <w:br/>
     </w:r>

--- a/klagomål/A 3916-2025 FSC-klagomål.docx
+++ b/klagomål/A 3916-2025 FSC-klagomål.docx
@@ -903,7 +903,7 @@
     <w:r>
       <w:tab/>
       <w:tab/>
-      <w:t>2026-06-29</w:t>
+      <w:t>2026-06-30</w:t>
       <w:br/>
       <w:br/>
     </w:r>

--- a/klagomål/A 3916-2025 FSC-klagomål.docx
+++ b/klagomål/A 3916-2025 FSC-klagomål.docx
@@ -903,7 +903,7 @@
     <w:r>
       <w:tab/>
       <w:tab/>
-      <w:t>2026-06-30</w:t>
+      <w:t>2026-07-01</w:t>
       <w:br/>
       <w:br/>
     </w:r>

--- a/klagomål/A 3916-2025 FSC-klagomål.docx
+++ b/klagomål/A 3916-2025 FSC-klagomål.docx
@@ -903,7 +903,7 @@
     <w:r>
       <w:tab/>
       <w:tab/>
-      <w:t>2026-07-01</w:t>
+      <w:t>2026-07-02</w:t>
       <w:br/>
       <w:br/>
     </w:r>

--- a/klagomål/A 3916-2025 FSC-klagomål.docx
+++ b/klagomål/A 3916-2025 FSC-klagomål.docx
@@ -903,7 +903,7 @@
     <w:r>
       <w:tab/>
       <w:tab/>
-      <w:t>2026-07-13</w:t>
+      <w:t>2026-07-14</w:t>
       <w:br/>
       <w:br/>
     </w:r>

--- a/klagomål/A 3916-2025 FSC-klagomål.docx
+++ b/klagomål/A 3916-2025 FSC-klagomål.docx
@@ -903,7 +903,7 @@
     <w:r>
       <w:tab/>
       <w:tab/>
-      <w:t>2026-07-14</w:t>
+      <w:t>2026-07-15</w:t>
       <w:br/>
       <w:br/>
     </w:r>

--- a/klagomål/A 3916-2025 FSC-klagomål.docx
+++ b/klagomål/A 3916-2025 FSC-klagomål.docx
@@ -178,7 +178,7 @@
       <w:r>
         <w:drawing>
           <wp:inline xmlns:a="http://schemas.openxmlformats.org/drawingml/2006/main" xmlns:pic="http://schemas.openxmlformats.org/drawingml/2006/picture">
-            <wp:extent cx="5486400" cy="4664382"/>
+            <wp:extent cx="5486400" cy="4426827"/>
             <wp:docPr id="1" name="Picture 1"/>
             <wp:cNvGraphicFramePr>
               <a:graphicFrameLocks noChangeAspect="1"/>
@@ -199,7 +199,7 @@
                   <pic:spPr>
                     <a:xfrm>
                       <a:off x="0" y="0"/>
-                      <a:ext cx="5486400" cy="4664382"/>
+                      <a:ext cx="5486400" cy="4426827"/>
                     </a:xfrm>
                     <a:prstGeom prst="rect"/>
                   </pic:spPr>
@@ -216,12 +216,12 @@
         <w:spacing w:after="240"/>
       </w:pPr>
       <w:r>
-        <w:t>Figur 1. Fyndplatser för naturvårdsarter inom 7 meter från avverkningsanmälan. Markörer utan svart kant är placerade på fyndplatsen. Markörer med svart kant är placerade vid sidan av fyndplatsen har ett svart streck som visar fyndplatsens exakta position. Kartans mittpunktskoordinat är N 6278432, E 565898 i SWEREF 99 TM.</w:t>
+        <w:t>Figur 1. Fyndplatser för naturvårdsarter i och inom 7 meter från avverkningsanmälan. Markörer utan svart kant är placerade på fyndplatsen. Markörer med svart kant är placerade vid sidan av fyndplatsen har ett svart streck som visar fyndplatsens exakta position. Kartans mittpunktskoordinat är N 6278432, E 565898 i SWEREF 99 TM.</w:t>
       </w:r>
     </w:p>
     <w:p>
       <w:r>
-        <w:t>Inom 7 meter från avverkningsanmälan finns fynd av 4 naturvårdsarter, varav 2 är rödlistade och 4 är fridlysta: brunlångöra (NT, §4a), nordfladdermus (NT, §4a), dvärgpipistrell (§4a) och större brunfladdermus (§4a). Se Figur 1.</w:t>
+        <w:t>I och inom 7 meter från avverkningsanmälan finns fynd av 5 naturvårdsarter, varav 2 är rödlistade och 5 är fridlysta: brunlångöra (NT, §4a), nordfladdermus (NT, §4a), dvärgpipistrell (§4a), röd glada (§4) och större brunfladdermus (§4a). Se Figur 1.</w:t>
       </w:r>
     </w:p>
     <w:p>
@@ -303,6 +303,17 @@
         <w:rPr>
           <w:b/>
         </w:rPr>
+        <w:t>Röd glada (§4)</w:t>
+      </w:r>
+      <w:r>
+        <w:t xml:space="preserve"> är fridlyst enligt 4§ artskyddsförordningen och upptagen i bilaga 1 EU:s fågeldirektiv. Den häckar gärna i omväxlande landskap med mosaik av öppna marker och skogar. Tidigare studier har visat en förkärlek för att häcka nära sjöar, och häckningsframgången var också högre hos par som häckade nära vatten. Boet läggs i träd, ofta högt och vanligen nära skogsbryn. Missgynnas av skogliga åtgärder som lämnar boet allt för exponerat, främst genom för smala skyddszoner och för omfattande gallring. Lämna en skyddszon kring boplatser vid avverkning eller andra skogliga åtgärder. Bredden på skyddszonen beror på platsen, men som tumregel ska den ska vara så bred att boplatsen inte är väsentligt mer exponerad för insyn än tidigare. Spara samtliga träd med större risbon, även sådana där boet ser obebott ut. Avstå att avverka äldre lövdominerade bestånd, främst i anslutning till öppen jordbruksmark (SLU Artdatabanken, 2024; Skogsstyrelsen, 2016).</w:t>
+      </w:r>
+    </w:p>
+    <w:p>
+      <w:r>
+        <w:rPr>
+          <w:b/>
+        </w:rPr>
         <w:t>Större brunfladdermus (§4a)</w:t>
       </w:r>
       <w:r>
@@ -361,6 +372,22 @@
       <w:r>
         <w:t>I den avverkningsanmälda skogen har fridlysta arter sina livsmiljöer och växtplatser. Att skada de fridlysta arternas livsmiljöer, växtplatser eller ekologiska funktion är inte tillåtet enligt artskyddsförordningen.</w:t>
       </w:r>
+      <w:r>
+        <w:rPr>
+          <w:i/>
+        </w:rPr>
+        <w:t xml:space="preserve"> EU:s medlemsländer och skogsbolag är skyldiga att agera i enlighet med EU:s fågeldirektiv där det uttryckligen står att direktivet gäller för fåglar samt för deras ägg, bon och </w:t>
+      </w:r>
+      <w:r>
+        <w:rPr>
+          <w:b/>
+          <w:i/>
+        </w:rPr>
+        <w:t xml:space="preserve">livsmiljöer </w:t>
+      </w:r>
+      <w:r>
+        <w:t>(artikel 1). Vidare att de åtgärder som vidtas inte får leda till en försämring av den nuvarande situationen beträffande bevarandet av de fågelarter som avses i artikel 1 (artikel 13).</w:t>
+      </w:r>
     </w:p>
     <w:p>
       <w:r>
@@ -399,7 +426,7 @@
         <w:rPr>
           <w:i/>
         </w:rPr>
-        <w:t>I det avverkningsanmälda skogsområdet har 4 naturvårdsarter varav 2 rödlistade arter sina livsmiljöer och växtplatser.</w:t>
+        <w:t>I det avverkningsanmälda skogsområdet har 5 naturvårdsarter varav 2 rödlistade arter sina livsmiljöer och växtplatser.</w:t>
       </w:r>
     </w:p>
     <w:p>
@@ -903,7 +930,7 @@
     <w:r>
       <w:tab/>
       <w:tab/>
-      <w:t>2026-07-15</w:t>
+      <w:t>2026-07-16</w:t>
       <w:br/>
       <w:br/>
     </w:r>

--- a/klagomål/A 3916-2025 FSC-klagomål.docx
+++ b/klagomål/A 3916-2025 FSC-klagomål.docx
@@ -930,7 +930,7 @@
     <w:r>
       <w:tab/>
       <w:tab/>
-      <w:t>2026-07-16</w:t>
+      <w:t>2026-07-17</w:t>
       <w:br/>
       <w:br/>
     </w:r>

--- a/klagomål/A 3916-2025 FSC-klagomål.docx
+++ b/klagomål/A 3916-2025 FSC-klagomål.docx
@@ -930,7 +930,7 @@
     <w:r>
       <w:tab/>
       <w:tab/>
-      <w:t>2026-07-17</w:t>
+      <w:t>2026-07-18</w:t>
       <w:br/>
       <w:br/>
     </w:r>

--- a/klagomål/A 3916-2025 FSC-klagomål.docx
+++ b/klagomål/A 3916-2025 FSC-klagomål.docx
@@ -930,7 +930,7 @@
     <w:r>
       <w:tab/>
       <w:tab/>
-      <w:t>2026-07-18</w:t>
+      <w:t>2026-07-19</w:t>
       <w:br/>
       <w:br/>
     </w:r>

--- a/klagomål/A 3916-2025 FSC-klagomål.docx
+++ b/klagomål/A 3916-2025 FSC-klagomål.docx
@@ -930,7 +930,7 @@
     <w:r>
       <w:tab/>
       <w:tab/>
-      <w:t>2026-07-19</w:t>
+      <w:t>2026-07-20</w:t>
       <w:br/>
       <w:br/>
     </w:r>

--- a/klagomål/A 3916-2025 FSC-klagomål.docx
+++ b/klagomål/A 3916-2025 FSC-klagomål.docx
@@ -930,7 +930,7 @@
     <w:r>
       <w:tab/>
       <w:tab/>
-      <w:t>2026-07-20</w:t>
+      <w:t>2026-07-21</w:t>
       <w:br/>
       <w:br/>
     </w:r>

--- a/klagomål/A 3916-2025 FSC-klagomål.docx
+++ b/klagomål/A 3916-2025 FSC-klagomål.docx
@@ -930,7 +930,7 @@
     <w:r>
       <w:tab/>
       <w:tab/>
-      <w:t>2026-07-21</w:t>
+      <w:t>2026-07-22</w:t>
       <w:br/>
       <w:br/>
     </w:r>

--- a/klagomål/A 3916-2025 FSC-klagomål.docx
+++ b/klagomål/A 3916-2025 FSC-klagomål.docx
@@ -930,7 +930,7 @@
     <w:r>
       <w:tab/>
       <w:tab/>
-      <w:t>2026-07-22</w:t>
+      <w:t>2026-07-23</w:t>
       <w:br/>
       <w:br/>
     </w:r>

--- a/klagomål/A 3916-2025 FSC-klagomål.docx
+++ b/klagomål/A 3916-2025 FSC-klagomål.docx
@@ -930,7 +930,7 @@
     <w:r>
       <w:tab/>
       <w:tab/>
-      <w:t>2026-07-23</w:t>
+      <w:t>2026-07-24</w:t>
       <w:br/>
       <w:br/>
     </w:r>

--- a/klagomål/A 3916-2025 FSC-klagomål.docx
+++ b/klagomål/A 3916-2025 FSC-klagomål.docx
@@ -930,7 +930,7 @@
     <w:r>
       <w:tab/>
       <w:tab/>
-      <w:t>2026-07-24</w:t>
+      <w:t>2026-07-25</w:t>
       <w:br/>
       <w:br/>
     </w:r>

--- a/klagomål/A 3916-2025 FSC-klagomål.docx
+++ b/klagomål/A 3916-2025 FSC-klagomål.docx
@@ -930,7 +930,7 @@
     <w:r>
       <w:tab/>
       <w:tab/>
-      <w:t>2026-07-25</w:t>
+      <w:t>2026-07-26</w:t>
       <w:br/>
       <w:br/>
     </w:r>

--- a/klagomål/A 3916-2025 FSC-klagomål.docx
+++ b/klagomål/A 3916-2025 FSC-klagomål.docx
@@ -930,7 +930,7 @@
     <w:r>
       <w:tab/>
       <w:tab/>
-      <w:t>2026-07-26</w:t>
+      <w:t>2026-07-27</w:t>
       <w:br/>
       <w:br/>
     </w:r>

--- a/klagomål/A 3916-2025 FSC-klagomål.docx
+++ b/klagomål/A 3916-2025 FSC-klagomål.docx
@@ -930,7 +930,7 @@
     <w:r>
       <w:tab/>
       <w:tab/>
-      <w:t>2026-07-27</w:t>
+      <w:t>2026-07-28</w:t>
       <w:br/>
       <w:br/>
     </w:r>

--- a/klagomål/A 3916-2025 FSC-klagomål.docx
+++ b/klagomål/A 3916-2025 FSC-klagomål.docx
@@ -930,7 +930,7 @@
     <w:r>
       <w:tab/>
       <w:tab/>
-      <w:t>2026-07-28</w:t>
+      <w:t>2026-07-29</w:t>
       <w:br/>
       <w:br/>
     </w:r>

--- a/klagomål/A 3916-2025 FSC-klagomål.docx
+++ b/klagomål/A 3916-2025 FSC-klagomål.docx
@@ -930,7 +930,7 @@
     <w:r>
       <w:tab/>
       <w:tab/>
-      <w:t>2026-07-29</w:t>
+      <w:t>2026-07-30</w:t>
       <w:br/>
       <w:br/>
     </w:r>

--- a/klagomål/A 3916-2025 FSC-klagomål.docx
+++ b/klagomål/A 3916-2025 FSC-klagomål.docx
@@ -930,7 +930,7 @@
     <w:r>
       <w:tab/>
       <w:tab/>
-      <w:t>2026-07-30</w:t>
+      <w:t>2026-07-31</w:t>
       <w:br/>
       <w:br/>
     </w:r>

--- a/klagomål/A 3916-2025 FSC-klagomål.docx
+++ b/klagomål/A 3916-2025 FSC-klagomål.docx
@@ -930,7 +930,7 @@
     <w:r>
       <w:tab/>
       <w:tab/>
-      <w:t>2026-07-31</w:t>
+      <w:t>2026-08-01</w:t>
       <w:br/>
       <w:br/>
     </w:r>

--- a/klagomål/A 3916-2025 FSC-klagomål.docx
+++ b/klagomål/A 3916-2025 FSC-klagomål.docx
@@ -930,7 +930,7 @@
     <w:r>
       <w:tab/>
       <w:tab/>
-      <w:t>2026-08-01</w:t>
+      <w:t>2026-08-02</w:t>
       <w:br/>
       <w:br/>
     </w:r>

--- a/klagomål/A 3916-2025 FSC-klagomål.docx
+++ b/klagomål/A 3916-2025 FSC-klagomål.docx
@@ -930,7 +930,7 @@
     <w:r>
       <w:tab/>
       <w:tab/>
-      <w:t>2026-08-02</w:t>
+      <w:t>2026-08-03</w:t>
       <w:br/>
       <w:br/>
     </w:r>

--- a/klagomål/A 3916-2025 FSC-klagomål.docx
+++ b/klagomål/A 3916-2025 FSC-klagomål.docx
@@ -930,7 +930,7 @@
     <w:r>
       <w:tab/>
       <w:tab/>
-      <w:t>2026-08-03</w:t>
+      <w:t>2026-08-05</w:t>
       <w:br/>
       <w:br/>
     </w:r>

--- a/klagomål/A 3916-2025 FSC-klagomål.docx
+++ b/klagomål/A 3916-2025 FSC-klagomål.docx
@@ -930,7 +930,7 @@
     <w:r>
       <w:tab/>
       <w:tab/>
-      <w:t>2026-08-05</w:t>
+      <w:t>2026-08-07</w:t>
       <w:br/>
       <w:br/>
     </w:r>

--- a/klagomål/A 3916-2025 FSC-klagomål.docx
+++ b/klagomål/A 3916-2025 FSC-klagomål.docx
@@ -930,7 +930,7 @@
     <w:r>
       <w:tab/>
       <w:tab/>
-      <w:t>2026-08-07</w:t>
+      <w:t>2026-08-08</w:t>
       <w:br/>
       <w:br/>
     </w:r>

--- a/klagomål/A 3916-2025 FSC-klagomål.docx
+++ b/klagomål/A 3916-2025 FSC-klagomål.docx
@@ -216,7 +216,7 @@
         <w:spacing w:after="240"/>
       </w:pPr>
       <w:r>
-        <w:t>Figur 1. Fyndplatser för naturvårdsarter inom 7 meter från avverkningsanmälan. Markörer utan svart kant är placerade på fyndplatsen. Markörer med svart kant är placerade vid sidan av fyndplatsen har ett svart streck som visar fyndplatsens exakta position. Kartans mittpunktskoordinat är N 6278432, E 565898 i SWEREF 99 TM.</w:t>
+        <w:t>Figur 1. Fyndplatser för naturvårdsarter inom 7 meter från avverkningsanmälan. Markörer utan svart kant är placerade på fyndplatsen. Markörer med svart kant är placerade vid sidan av fyndplatsen och har ett svart streck som visar fyndplatsens exakta position. Kartans mittpunktskoordinat är N 6278432, E 565898 i SWEREF 99 TM.</w:t>
       </w:r>
     </w:p>
     <w:p>
@@ -903,7 +903,7 @@
     <w:r>
       <w:tab/>
       <w:tab/>
-      <w:t>2026-08-14</w:t>
+      <w:t>2026-08-15</w:t>
       <w:br/>
       <w:br/>
     </w:r>

--- a/klagomål/A 3916-2025 FSC-klagomål.docx
+++ b/klagomål/A 3916-2025 FSC-klagomål.docx
@@ -903,7 +903,7 @@
     <w:r>
       <w:tab/>
       <w:tab/>
-      <w:t>2026-08-15</w:t>
+      <w:t>2026-08-16</w:t>
       <w:br/>
       <w:br/>
     </w:r>

--- a/klagomål/A 3916-2025 FSC-klagomål.docx
+++ b/klagomål/A 3916-2025 FSC-klagomål.docx
@@ -903,7 +903,7 @@
     <w:r>
       <w:tab/>
       <w:tab/>
-      <w:t>2026-08-16</w:t>
+      <w:t>2026-08-17</w:t>
       <w:br/>
       <w:br/>
     </w:r>

--- a/klagomål/A 3916-2025 FSC-klagomål.docx
+++ b/klagomål/A 3916-2025 FSC-klagomål.docx
@@ -903,7 +903,7 @@
     <w:r>
       <w:tab/>
       <w:tab/>
-      <w:t>2026-08-17</w:t>
+      <w:t>2026-08-18</w:t>
       <w:br/>
       <w:br/>
     </w:r>

--- a/klagomål/A 3916-2025 FSC-klagomål.docx
+++ b/klagomål/A 3916-2025 FSC-klagomål.docx
@@ -903,7 +903,7 @@
     <w:r>
       <w:tab/>
       <w:tab/>
-      <w:t>2026-08-18</w:t>
+      <w:t>2026-08-19</w:t>
       <w:br/>
       <w:br/>
     </w:r>

--- a/klagomål/A 3916-2025 FSC-klagomål.docx
+++ b/klagomål/A 3916-2025 FSC-klagomål.docx
@@ -903,7 +903,7 @@
     <w:r>
       <w:tab/>
       <w:tab/>
-      <w:t>2026-08-19</w:t>
+      <w:t>2026-08-20</w:t>
       <w:br/>
       <w:br/>
     </w:r>

--- a/klagomål/A 3916-2025 FSC-klagomål.docx
+++ b/klagomål/A 3916-2025 FSC-klagomål.docx
@@ -903,7 +903,7 @@
     <w:r>
       <w:tab/>
       <w:tab/>
-      <w:t>2026-08-20</w:t>
+      <w:t>2026-08-21</w:t>
       <w:br/>
       <w:br/>
     </w:r>

--- a/klagomål/A 3916-2025 FSC-klagomål.docx
+++ b/klagomål/A 3916-2025 FSC-klagomål.docx
@@ -903,7 +903,7 @@
     <w:r>
       <w:tab/>
       <w:tab/>
-      <w:t>2026-08-21</w:t>
+      <w:t>2026-08-22</w:t>
       <w:br/>
       <w:br/>
     </w:r>

--- a/klagomål/A 3916-2025 FSC-klagomål.docx
+++ b/klagomål/A 3916-2025 FSC-klagomål.docx
@@ -903,7 +903,7 @@
     <w:r>
       <w:tab/>
       <w:tab/>
-      <w:t>2026-08-22</w:t>
+      <w:t>2026-08-23</w:t>
       <w:br/>
       <w:br/>
     </w:r>

--- a/klagomål/A 3916-2025 FSC-klagomål.docx
+++ b/klagomål/A 3916-2025 FSC-klagomål.docx
@@ -903,7 +903,7 @@
     <w:r>
       <w:tab/>
       <w:tab/>
-      <w:t>2026-08-23</w:t>
+      <w:t>2026-08-24</w:t>
       <w:br/>
       <w:br/>
     </w:r>

--- a/klagomål/A 3916-2025 FSC-klagomål.docx
+++ b/klagomål/A 3916-2025 FSC-klagomål.docx
@@ -903,7 +903,7 @@
     <w:r>
       <w:tab/>
       <w:tab/>
-      <w:t>2026-08-24</w:t>
+      <w:t>2026-08-25</w:t>
       <w:br/>
       <w:br/>
     </w:r>

--- a/klagomål/A 3916-2025 FSC-klagomål.docx
+++ b/klagomål/A 3916-2025 FSC-klagomål.docx
@@ -903,7 +903,7 @@
     <w:r>
       <w:tab/>
       <w:tab/>
-      <w:t>2026-08-25</w:t>
+      <w:t>2026-08-26</w:t>
       <w:br/>
       <w:br/>
     </w:r>

--- a/klagomål/A 3916-2025 FSC-klagomål.docx
+++ b/klagomål/A 3916-2025 FSC-klagomål.docx
@@ -903,7 +903,7 @@
     <w:r>
       <w:tab/>
       <w:tab/>
-      <w:t>2026-08-26</w:t>
+      <w:t>2026-08-27</w:t>
       <w:br/>
       <w:br/>
     </w:r>

--- a/klagomål/A 3916-2025 FSC-klagomål.docx
+++ b/klagomål/A 3916-2025 FSC-klagomål.docx
@@ -903,7 +903,7 @@
     <w:r>
       <w:tab/>
       <w:tab/>
-      <w:t>2026-08-27</w:t>
+      <w:t>2026-08-28</w:t>
       <w:br/>
       <w:br/>
     </w:r>

--- a/klagomål/A 3916-2025 FSC-klagomål.docx
+++ b/klagomål/A 3916-2025 FSC-klagomål.docx
@@ -903,7 +903,7 @@
     <w:r>
       <w:tab/>
       <w:tab/>
-      <w:t>2026-08-28</w:t>
+      <w:t>2026-08-29</w:t>
       <w:br/>
       <w:br/>
     </w:r>

--- a/klagomål/A 3916-2025 FSC-klagomål.docx
+++ b/klagomål/A 3916-2025 FSC-klagomål.docx
@@ -903,7 +903,7 @@
     <w:r>
       <w:tab/>
       <w:tab/>
-      <w:t>2026-08-29</w:t>
+      <w:t>2026-08-31</w:t>
       <w:br/>
       <w:br/>
     </w:r>

--- a/klagomål/A 3916-2025 FSC-klagomål.docx
+++ b/klagomål/A 3916-2025 FSC-klagomål.docx
@@ -903,7 +903,7 @@
     <w:r>
       <w:tab/>
       <w:tab/>
-      <w:t>2026-08-31</w:t>
+      <w:t>2026-09-01</w:t>
       <w:br/>
       <w:br/>
     </w:r>

--- a/klagomål/A 3916-2025 FSC-klagomål.docx
+++ b/klagomål/A 3916-2025 FSC-klagomål.docx
@@ -903,7 +903,7 @@
     <w:r>
       <w:tab/>
       <w:tab/>
-      <w:t>2026-09-01</w:t>
+      <w:t>2026-09-02</w:t>
       <w:br/>
       <w:br/>
     </w:r>

--- a/klagomål/A 3916-2025 FSC-klagomål.docx
+++ b/klagomål/A 3916-2025 FSC-klagomål.docx
@@ -903,7 +903,7 @@
     <w:r>
       <w:tab/>
       <w:tab/>
-      <w:t>2026-09-02</w:t>
+      <w:t>2026-09-03</w:t>
       <w:br/>
       <w:br/>
     </w:r>

--- a/klagomål/A 3916-2025 FSC-klagomål.docx
+++ b/klagomål/A 3916-2025 FSC-klagomål.docx
@@ -903,7 +903,7 @@
     <w:r>
       <w:tab/>
       <w:tab/>
-      <w:t>2026-09-03</w:t>
+      <w:t>2026-09-04</w:t>
       <w:br/>
       <w:br/>
     </w:r>

--- a/klagomål/A 3916-2025 FSC-klagomål.docx
+++ b/klagomål/A 3916-2025 FSC-klagomål.docx
@@ -903,7 +903,7 @@
     <w:r>
       <w:tab/>
       <w:tab/>
-      <w:t>2026-09-04</w:t>
+      <w:t>2026-09-05</w:t>
       <w:br/>
       <w:br/>
     </w:r>

--- a/klagomål/A 3916-2025 FSC-klagomål.docx
+++ b/klagomål/A 3916-2025 FSC-klagomål.docx
@@ -903,7 +903,7 @@
     <w:r>
       <w:tab/>
       <w:tab/>
-      <w:t>2026-09-05</w:t>
+      <w:t>2026-09-06</w:t>
       <w:br/>
       <w:br/>
     </w:r>

--- a/klagomål/A 3916-2025 FSC-klagomål.docx
+++ b/klagomål/A 3916-2025 FSC-klagomål.docx
@@ -903,7 +903,7 @@
     <w:r>
       <w:tab/>
       <w:tab/>
-      <w:t>2026-09-06</w:t>
+      <w:t>2026-09-07</w:t>
       <w:br/>
       <w:br/>
     </w:r>

--- a/klagomål/A 3916-2025 FSC-klagomål.docx
+++ b/klagomål/A 3916-2025 FSC-klagomål.docx
@@ -903,7 +903,7 @@
     <w:r>
       <w:tab/>
       <w:tab/>
-      <w:t>2026-09-07</w:t>
+      <w:t>2026-09-08</w:t>
       <w:br/>
       <w:br/>
     </w:r>

--- a/klagomål/A 3916-2025 FSC-klagomål.docx
+++ b/klagomål/A 3916-2025 FSC-klagomål.docx
@@ -903,7 +903,7 @@
     <w:r>
       <w:tab/>
       <w:tab/>
-      <w:t>2026-09-08</w:t>
+      <w:t>2026-09-09</w:t>
       <w:br/>
       <w:br/>
     </w:r>

--- a/klagomål/A 3916-2025 FSC-klagomål.docx
+++ b/klagomål/A 3916-2025 FSC-klagomål.docx
@@ -903,7 +903,7 @@
     <w:r>
       <w:tab/>
       <w:tab/>
-      <w:t>2026-09-09</w:t>
+      <w:t>2026-09-10</w:t>
       <w:br/>
       <w:br/>
     </w:r>

--- a/klagomål/A 3916-2025 FSC-klagomål.docx
+++ b/klagomål/A 3916-2025 FSC-klagomål.docx
@@ -903,7 +903,7 @@
     <w:r>
       <w:tab/>
       <w:tab/>
-      <w:t>2026-09-10</w:t>
+      <w:t>2026-09-11</w:t>
       <w:br/>
       <w:br/>
     </w:r>

--- a/klagomål/A 3916-2025 FSC-klagomål.docx
+++ b/klagomål/A 3916-2025 FSC-klagomål.docx
@@ -903,7 +903,7 @@
     <w:r>
       <w:tab/>
       <w:tab/>
-      <w:t>2026-09-11</w:t>
+      <w:t>2026-09-12</w:t>
       <w:br/>
       <w:br/>
     </w:r>
